--- a/example_articles/race_ethnicity/Black or African American/3.race_ethnicity_Black or African American_New_York_Times.docx
+++ b/example_articles/race_ethnicity/Black or African American/3.race_ethnicity_Black or African American_New_York_Times.docx
@@ -34,12 +34,12 @@
     </w:p>
     <w:p>
       <w:r>
-        <w:t>Extracted race/ethnicity: Black or African American</w:t>
+        <w:t>Raw race_ethnicity result: Black or African American</w:t>
       </w:r>
     </w:p>
     <w:p>
       <w:r>
-        <w:t>Race/Ethnicity (Standardized): Black or African American</w:t>
+        <w:t>race_ethnicity_stand_flat (Standardized): Black or African American</w:t>
       </w:r>
     </w:p>
     <w:p>

--- a/example_articles/race_ethnicity/Black or African American/3.race_ethnicity_Black or African American_New_York_Times.docx
+++ b/example_articles/race_ethnicity/Black or African American/3.race_ethnicity_Black or African American_New_York_Times.docx
@@ -29,17 +29,17 @@
     </w:p>
     <w:p>
       <w:r>
-        <w:t>Source File: NYT/51.DOCX</w:t>
+        <w:t>Source file: NYT/51.DOCX</w:t>
       </w:r>
     </w:p>
     <w:p>
       <w:r>
-        <w:t>Raw race_ethnicity result: Black or African American</w:t>
+        <w:t>Raw race ethnicity result, 'race_ethnicity': Black or African American</w:t>
       </w:r>
     </w:p>
     <w:p>
       <w:r>
-        <w:t>race_ethnicity_stand_flat (Standardized): Black or African American</w:t>
+        <w:t>Standardized race ethnicity result, 'race_ethnicity_stand_flat': Black or African American</w:t>
       </w:r>
     </w:p>
     <w:p>

--- a/example_articles/race_ethnicity/Black or African American/3.race_ethnicity_Black or African American_New_York_Times.docx
+++ b/example_articles/race_ethnicity/Black or African American/3.race_ethnicity_Black or African American_New_York_Times.docx
@@ -7,9 +7,7 @@
         <w:pStyle w:val="Heading1"/>
       </w:pPr>
       <w:r>
-        <w:t>All About/Hypermarkets;</w:t>
-        <w:br/>
-        <w:t>Will American Shoppers Think Bigger Is Really Better?</w:t>
+        <w:t>A Better Way to Protect Deposits</w:t>
       </w:r>
     </w:p>
     <w:p>
@@ -19,17 +17,17 @@
     </w:p>
     <w:p>
       <w:r>
-        <w:t>Date: 1990-04-01</w:t>
+        <w:t>Date: 1990-11-26</w:t>
       </w:r>
     </w:p>
     <w:p>
       <w:r>
-        <w:t>Section: Section 3; Page 11, Column 1; Financial Desk</w:t>
+        <w:t>Section: Section A;; Section A; Page 18; Column 1; Editorial Desk; Column 1;; Editorial</w:t>
       </w:r>
     </w:p>
     <w:p>
       <w:r>
-        <w:t>Source file: NYT/51.DOCX</w:t>
+        <w:t>Source file: NYT/34.DOCX</w:t>
       </w:r>
     </w:p>
     <w:p>
@@ -51,94 +49,27 @@
     </w:p>
     <w:p>
       <w:r>
-        <w:t>Somehow the usual comparison - more than five football fields, end zones included - fails to convey the huge expanse of the Carrefour store in Philadelphia. Transplanted to Manhattan, it would cover nearly two city blocks; transplanted to Egypt, Carrefour and a bit of its parking lot would cover the same area as the Great Pyramid of Cheops.</w:t>
+        <w:t>The recent collapse of Freedom National Bank in Harlem demolished a proud symbol of black-owned neighborhood enterprise. It also focused attention on Federal deposit insurance, since several charitable organizations stand to lose hundreds of thousands in accounts they mistakenly thought were insured.</w:t>
         <w:br/>
-        <w:t>Carrefour is the biggest example in the country of a new retailing breed, the hypermarket. These stores sprang up in the late 1980's as the fulfillment of the bigger-is-better, shop-'til-you-drop spirit. They are combination supermarkets and department stores - with everything from breakfast cereal to pillow cases to refrigerators, all in one place and all discounted.</w:t>
+        <w:t>The plight of the Harlem charities should temper enthusiasm for proposals circulating within Congress and the Treasury Department to cut back the limits of federally insured deposits. There are better ways to protect taxpayers than by threatening depositors.</w:t>
         <w:br/>
-        <w:t>But the concept is floundering. Only a few hypermarkets, like Bigg's in Cincinnati, have prospered, retailing analysts say. Most, like Carrefour in Philadelphia, are struggling.</w:t>
+        <w:t>Federal deposit insurance was enacted during the 1930's in the aftermath of massive bank failures brought on by the Depression. For 50 years, the system worked to protect solvent banks from panicky withdrawals and to give peace of mind to ordinary depositors.</w:t>
         <w:br/>
-        <w:t>The reason: The big store is just too big. The typical supermarket is about 40,000 square feet; the hypermarket is as big as 330,000 square feet, the size of Carrefour. ''A grocery store is like a family farm, a supermarket is like a big corporate farm, and a hypermarket is like the whole state of Iowa,'' said Walter H. Heller, a vice president for Progressive Grocer magazine.</w:t>
+        <w:t>Starting in the 1970's, Congress deregulated the interest rates that banks were allowed to pay depositors, raised insurance limits to $100,000 from $40,000 and loosened restrictions on bank investments. The combination proved deadly for savings and loan institutions, which had to pay much higher interest rates on deposits than they were earning on their long-term residential mortgages.</w:t>
         <w:br/>
-        <w:t xml:space="preserve"> </w:t>
+        <w:t>Failing S.&amp; L.'s offered fabulously high interest rates to attract deposits, then invested the new money in high-risk ventures. When the investments failed, the Government was stuck paying off depositors. Such gambling with federally insured deposits remains possible under current law.</w:t>
         <w:br/>
-        <w:t>A Tricky Hybrid</w:t>
+        <w:t>Many in Congress and the Administration want to prevent a recurrence of the S.&amp; L. bailout by cutting back taxpayer liability. Some proposals would eliminate the right of depositors to keep separately insured accounts at different banks. Other proposals would return the ceiling on insured accounts to $40,000. The idea is to leave wealthy depositors exposed to loss so they will withdraw money from unsafe banks.</w:t>
         <w:br/>
-        <w:t xml:space="preserve"> </w:t>
+        <w:t>There are glaring flaws in this idea. Lower deposit limits would hurt depositors who aren't rich. The Harlem charities are examples of depositors with more than $100,000 at stake. Working-class retirees who receive lump-sum pension payments of $60,000 or more might also find themselves vulnerable if deposit limits were reduced.</w:t>
         <w:br/>
-        <w:t xml:space="preserve"> Department Store And Supermarket</w:t>
+        <w:t>In addition, the incentive is sure to backfire. Professional investors and security analysts were unable to predict which savings and loan institutions would fail. How could ordinary depositors be able to tell which banks are sound? More likely, panicky depositors would withdraw money from solvent banks that become the unjustified targets of rumor.</w:t>
         <w:br/>
-        <w:t>For such huge stores, the conditions for success are delicate. They require enormous numbers of customers, nearby or willing to drive long distances. And the mix of goods has to be just so - enough higher-margin general merchandise to balance the thin-margin groceries that lure customers.</w:t>
+        <w:t>Beyond that, limits on deposit insurance have never been enforced in an evenhanded manner. Regulators do not, and probably cannot, allow depositors at large banks to suffer losses lest hasty withdrawals destabilize the banking system. Stricter limits, if passed, would wind up applying only to small banks, like Freedom National, threatening to drive them out of business.</w:t>
         <w:br/>
-        <w:t>Instead of combining the best features of other stores, some hypermarkets combine the worst. Hypermarkets lack the razzle-dazzle of a Macy's or a Bloomingdale's, which can entice shoppers to while away an afternoon. And unlike supermarkets, hypermarkets do not appeal to busy consumers who want just a few items. ''A lot of people don't want to walk, but especially older people,'' said Christopher R. Ohlinger, president of Service Industry Research Systems Inc. ''In a hypermarket, by the time you've bought some aspirin, some Kleenex, and a bottle of milk, you could easily walk a mile.''</w:t>
+        <w:t>How then ought the system be reformed? A number of economists have proposed more workable legislation to prevent gambling with insured deposits. Such plans would require banks to keep a large cushion of marketable assets that could be readily claimed by regulatory authorities to pay back depositors. And as losses eroded these assets, regulatory authorities would be required, not just permitted, to stop a bank from extending new loans or distributing dividends.</w:t>
         <w:br/>
-        <w:t>About a dozen or more hypermarkets have opened in the last several years. Some, like Carrefour and Bigg's, are owned by the French, who invented them. Others are owned by the K mart Corporation and Wal-Mart Stores Inc., which opened its fourth hypermarket in February in Kansas City, Mo. Progressive Grocer counts 65 hypermarkets in the United States, but includes stores as small as 150,000 square feet.</w:t>
-        <w:br/>
-        <w:t>Most hypermarkets do not release figures on sales and profits. Progressive Grocer estimates that the industry's annual revenues are at least $2 billion, maybe as high as $3 billion. Few of the stores are profitable and many may be suffering large losses, retailing analysts say.</w:t>
-        <w:br/>
-        <w:t>The stores are expensive to build, stock and staff: a typical supermarket costs more than $5 million, but a hypermarket can exceed $50 million. And there is a glut of supermarkets and department stores, the hypermarkets' main rivals.</w:t>
-        <w:br/>
-        <w:t>A hypermarket requires at least 500,000 households within a 20-minute drive, and easy highway access, Mr. Ohlinger said. It needs potential customers in their 20's and 30's, earning $25,000 to $55,000 per household annually, with at least two children. But only 37 metropolitan areas have more than 1 million people; only 19 exceed 2 million.</w:t>
-        <w:br/>
-        <w:t>Probably the most important ingredient in the hypermarket recipe is a profitable product mix. From 30 to 40 percent of the products are food and related items, like paper towels. Food has a narrow 1-percent margin, but with turnover of 20 times a year or more, it can pay a hypermarket's bills. Breakfast cereal is off the shelf in two weeks, while patio furniture remains for three months or more. High turnover for food and general merchandise is the goal. The answer is often ''food-compatible items'' - like compact disks, cameras, garden tools, jewelry and hair dryers - that can fit into a shopping cart.</w:t>
-        <w:br/>
-        <w:t xml:space="preserve"> </w:t>
-        <w:br/>
-        <w:t>One Success Story</w:t>
-        <w:br/>
-        <w:t xml:space="preserve"> </w:t>
-        <w:br/>
-        <w:t>French Owner Learns What Ohioans Want</w:t>
-        <w:br/>
-        <w:t>Not all hypermarkets are troubled. Even in Cincinnati, a city covered with Kroger supermarkets, Bigg's has prospered. Its first hypermarket opened in the Cincinnati area with 200,000 square feet in 1984 and the second, with 250,000 square feet, in 1988. A third store, with 240,000 square feet, opened in Denver last year.</w:t>
-        <w:br/>
-        <w:t>The Cincinnati stores are in a nearly perfect area. Within 10 miles of them, there are 565,000 households, with an average annual income of $33,000. They can draw customers from a 60-mile radius because freeway access is good, said Pierre A. Wevers , executive vice president of Hypershoppes Inc., the French-owned parent company of Bigg's. More than 1,500 cars stream into a Bigg's parking lot every hour.</w:t>
-        <w:br/>
-        <w:t>After a rocky two years for its initial store, managers at Bigg's were able to adjust the product mix. Bigg's learned that Ohioans would not buy tires at a hypermarket; they buy them at automotive stores. They do not buy as many books as managers anticipated, but they do load up on sporting goods and patio furniture.</w:t>
-        <w:br/>
-        <w:t>Executives also had to find ways to compensate for the store's awesome size. They saw weary shoppers slowing down and leaning heavily on their carts. So in the second store, Bigg's installed a 10-table restaurant and restrooms.</w:t>
-        <w:br/>
-        <w:t xml:space="preserve"> </w:t>
-        <w:br/>
-        <w:t>Disappointing Revenues</w:t>
-        <w:br/>
-        <w:t xml:space="preserve"> </w:t>
-        <w:br/>
-        <w:t>In a Philadelphia Store, Turnover Is Crucial</w:t>
-        <w:br/>
-        <w:t xml:space="preserve"> If Bigg's had much in its favor, Carrefour did not. After two years, it had 1989 revenues of about $64 million, far below the $100 million some analysts had predicted. Carrefour did edge into the black last December.</w:t>
-        <w:br/>
-        <w:t>Carrefour's location seemed ideal, with more than 800,000 households in Philadelphia and nearby, affluent Bucks County. But 85 percent of the 35,000 weekly shoppers are within five minutes of the store and from working-class neighborhoods. The upshot: average purchases at Carrefour are a slight $40 per visit.</w:t>
-        <w:br/>
-        <w:t>The product mix is skewed heavily toward general merchandise. At about 64,000 products, Carrefour carries as much merchandise as a discount retailer. But with 16,000 food items, it has fewer than the typical supermarket's 25,000. Its sales of less than $200 per square foot rank well below those of comparable supermarkets and discounters.</w:t>
-        <w:br/>
-        <w:t>With half the square footage devoted to food, Michael S. Gianetti, manager for perishables, is reluctant to seek improved sales by adding groceries. ''At some point, carrying thousands more food items just becomes unmanageable,'' he said.</w:t>
-        <w:br/>
-        <w:t>Carrefour has been able to make a small profit by keeping inventories lean and increasing turnover to six times a year - mainly by adding more records and tapes and ready-to-assemble furniture. But managers calculate that general merchandise will have to turn over 10 times to reach satisfactory profitability.</w:t>
-        <w:br/>
-        <w:t>Will hypermarkets ever catch on? The experience so far is discouraging, but companies keep trying. K mart is scheduled to open its second American Fare store today in Charlotte, N.C. ''People's ideas of what constitutes 'too big' is changing all the time,'' said Timothy M. Hammonds, senior vice president of the Food Marketing Institute, a trade group. ''Hypermarkets may just be ahead of their time.''</w:t>
-        <w:br/>
-        <w:t xml:space="preserve"> </w:t>
-        <w:br/>
-        <w:br/>
-        <w:t xml:space="preserve"> </w:t>
-        <w:br/>
-        <w:t>THE FRENCH FORMULA</w:t>
-        <w:br/>
-        <w:t>In France, hypermarkets have thrived with decades of official encouragement. For example, the Government directed a rail line to the door of the Euromarche hypermarket in suburban Paris. But now the stores are starting to meet resistance from small shopkeepers.</w:t>
-        <w:br/>
-        <w:t>Carrefour, which built the first hypermarket in 1962, has 73 stores in France. Its success has spawned numerous imitators. In 1988, the French made nearly half of their $96 billion in food purchases at the nation's more than 780 hypermarkets, according to the International Association of Chain Stores in Paris.</w:t>
-        <w:br/>
-        <w:t>But the Government, which has used zoning laws to keep rival retailers away from the stores, is turning cooler. In the last few years, Government approval of hypermarkets has leveled off to about 20 a year, and those have tended to be smaller.</w:t>
-        <w:br/>
-        <w:t>''The shopkeepers are protesting that hypermarkets are taking business away from them,'' said Etienne P. Laurent, president of the chain-store group. And since there are more small shopkeepers than hypermarket managers, ''the Government is having second thoughts.''</w:t>
-        <w:br/>
-        <w:br/>
-        <w:t>Graphic</w:t>
-        <w:br/>
-        <w:br/>
-        <w:t xml:space="preserve"> </w:t>
-        <w:br/>
-        <w:t>Photo: The Carrefour store in Philadelphia, biggest hypermarket in the United States. (The New York Times/Sal DiMarco Jr.)</w:t>
+        <w:t>With those kinds of safeguards in place, Congress could confidently lift all limits on the amount depositors could put in insured accounts. Yet the taxpayer would be protected, and millions of pensioners, nonprofit organizations and ordinary depositors could sleep soundly at night, knowing their money was safe.</w:t>
       </w:r>
     </w:p>
     <w:sectPr>

--- a/example_articles/race_ethnicity/Black or African American/3.race_ethnicity_Black or African American_New_York_Times.docx
+++ b/example_articles/race_ethnicity/Black or African American/3.race_ethnicity_Black or African American_New_York_Times.docx
@@ -7,7 +7,7 @@
         <w:pStyle w:val="Heading1"/>
       </w:pPr>
       <w:r>
-        <w:t>A Better Way to Protect Deposits</w:t>
+        <w:t>Getting To Average</w:t>
       </w:r>
     </w:p>
     <w:p>
@@ -17,17 +17,17 @@
     </w:p>
     <w:p>
       <w:r>
-        <w:t>Date: 1990-11-26</w:t>
+        <w:t>Date: 2004-09-26</w:t>
       </w:r>
     </w:p>
     <w:p>
       <w:r>
-        <w:t>Section: Section A;; Section A; Page 18; Column 1; Editorial Desk; Column 1;; Editorial</w:t>
+        <w:t>Section: Section 4; Column 1; Editorial Desk; Pg. 11</w:t>
       </w:r>
     </w:p>
     <w:p>
       <w:r>
-        <w:t>Source file: NYT/34.DOCX</w:t>
+        <w:t>Source file: NYT/36.DOCX</w:t>
       </w:r>
     </w:p>
     <w:p>
@@ -49,27 +49,33 @@
     </w:p>
     <w:p>
       <w:r>
-        <w:t>The recent collapse of Freedom National Bank in Harlem demolished a proud symbol of black-owned neighborhood enterprise. It also focused attention on Federal deposit insurance, since several charitable organizations stand to lose hundreds of thousands in accounts they mistakenly thought were insured.</w:t>
+        <w:t>When black policy types let themselves dream about racial uplift, they dream about getting to average. The fantasy isn't that inequality vanishes; it's that inequality in black America catches up with inequality in white America. And, for the moment, a fantasy is all it is. Since the 1968 assassination of Martin Luther King Jr., the black middle class has increased significantly, yet the percentage of black children living in poverty has hovered between 30 and 40 percent.</w:t>
         <w:br/>
-        <w:t>The plight of the Harlem charities should temper enthusiasm for proposals circulating within Congress and the Treasury Department to cut back the limits of federally insured deposits. There are better ways to protect taxpayers than by threatening depositors.</w:t>
+        <w:t xml:space="preserve"> ''Look at what we could achieve if we got to be average!'' Franklin Raines, the C.E.O. of Fannie Mae, told me. ''We don't need to take everybody from the ghetto and make them Harvard graduates. We just need to get folks to average, and we'd all look around and say, 'My God, what a fundamental change has happened in this country.'''</w:t>
         <w:br/>
-        <w:t>Federal deposit insurance was enacted during the 1930's in the aftermath of massive bank failures brought on by the Depression. For 50 years, the system worked to protect solvent banks from panicky withdrawals and to give peace of mind to ordinary depositors.</w:t>
+        <w:t xml:space="preserve"> How big a change? He's done the math. ''If America had racial equality in education and jobs, African-Americans would have two million more high school degrees, two million more college degrees, nearly two million more professional and managerial jobs, and nearly $200 billion more income,'' he pointed out in a speech. ''If America had racial equality in housing, three million more Americans would own their own homes. And if America had racial equality in wealth, African-Americans would have $760 billion more in equity value, $200 billion more in the stock market, $120 billion more in their retirement funds and $80 billion more in the bank.'' Total: Over $1 trillion. </w:t>
         <w:br/>
-        <w:t>Starting in the 1970's, Congress deregulated the interest rates that banks were allowed to pay depositors, raised insurance limits to $100,000 from $40,000 and loosened restrictions on bank investments. The combination proved deadly for savings and loan institutions, which had to pay much higher interest rates on deposits than they were earning on their long-term residential mortgages.</w:t>
+        <w:t xml:space="preserve"> Recently, I asked a few experts on poverty in black America about how we might get to average. I heard a lot of deep breaths. When they picture black America, they see Buffalo -- a boarded-up central city and a few lakefront mansions. The glory days for the black working class were from 1940 to 1970, when manufacturing boomed and factory jobs were plentiful. But when the manufacturing sector became eclipsed by the service economy, black workers ended up -- well, stuck in a demographic Buffalo. </w:t>
         <w:br/>
-        <w:t>Failing S.&amp; L.'s offered fabulously high interest rates to attract deposits, then invested the new money in high-risk ventures. When the investments failed, the Government was stuck paying off depositors. Such gambling with federally insured deposits remains possible under current law.</w:t>
+        <w:t xml:space="preserve"> My colleague William Julius Wilson, the sociologist, thinks better manpower policies would help. Once black workers moved to where the jobs were; they need to do it again. Instead of trying to turn ghettos into boomtowns, then, we ought to provide workers with relocation assistance, and create ''transitional public sector jobs'' for those who haven't yet found a private-sector gig. Oh, and -- since we're dreaming -- fixing the schools would be nice, including ''school-to-work transition programs,'' to place high school grads in the job market. </w:t>
         <w:br/>
-        <w:t>Many in Congress and the Administration want to prevent a recurrence of the S.&amp; L. bailout by cutting back taxpayer liability. Some proposals would eliminate the right of depositors to keep separately insured accounts at different banks. Other proposals would return the ceiling on insured accounts to $40,000. The idea is to leave wealthy depositors exposed to loss so they will withdraw money from unsafe banks.</w:t>
+        <w:t xml:space="preserve"> Raines, as you might expect, considers homeownership to be crucial to wealth generation. ''The average person develops more wealth in their home than they do in the stock market. Next to a job, it's the most important thing in a family's lives.'' Blacks, he notes, are considerably less likely to own their own homes than whites. </w:t>
         <w:br/>
-        <w:t>There are glaring flaws in this idea. Lower deposit limits would hurt depositors who aren't rich. The Harlem charities are examples of depositors with more than $100,000 at stake. Working-class retirees who receive lump-sum pension payments of $60,000 or more might also find themselves vulnerable if deposit limits were reduced.</w:t>
+        <w:t xml:space="preserve"> How to afford one, though? ''The whole new service economy is fundamentally based on communications, the Internet, electronics,'' he told me. ''That infrastructure is going to need people who can manage it, and those jobs are going to move from very high tech to being service jobs, just the way it happened at the telephone company. You used to have to be a scientist to operate a phone, and then it became a blue-collar job.''</w:t>
         <w:br/>
-        <w:t>In addition, the incentive is sure to backfire. Professional investors and security analysts were unable to predict which savings and loan institutions would fail. How could ordinary depositors be able to tell which banks are sound? More likely, panicky depositors would withdraw money from solvent banks that become the unjustified targets of rumor.</w:t>
+        <w:t xml:space="preserve"> But maybe, as the economist Glenn Loury suggests, we need to aim lower. ''There doesn't seem to be an end in sight to the vast, disproportionate overrepresentation of African-Americans in prison or jails,'' he told me. ''It's our deepest problem.'' Job training for willing prisoners would be a good start.</w:t>
         <w:br/>
-        <w:t>Beyond that, limits on deposit insurance have never been enforced in an evenhanded manner. Regulators do not, and probably cannot, allow depositors at large banks to suffer losses lest hasty withdrawals destabilize the banking system. Stricter limits, if passed, would wind up applying only to small banks, like Freedom National, threatening to drive them out of business.</w:t>
+        <w:t xml:space="preserve"> Loury considers welfare reform a success: ''We ask a lot more of mothers, and they have given us a lot more, and they and we are both better off for our having asked.'' When it comes to education, though, he advocates ''equal expenditures per kid, no matter where they live.'' In fact, he'd spend more money on inferior school districts, at least over the short run, to bring them up to standard.</w:t>
         <w:br/>
-        <w:t>How then ought the system be reformed? A number of economists have proposed more workable legislation to prevent gambling with insured deposits. Such plans would require banks to keep a large cushion of marketable assets that could be readily claimed by regulatory authorities to pay back depositors. And as losses eroded these assets, regulatory authorities would be required, not just permitted, to stop a bank from extending new loans or distributing dividends.</w:t>
+        <w:t xml:space="preserve"> Would any of these initiatives really make much of a difference in an age of offshoring? As everyone I spoke to agreed, we're unlikely to find out. There just isn't the political will, in either party. The White House has relegated its costly experiments in social engineering to Iraq. And so the 60's generation now seems to be presiding over the permanent entrenchment of a vast black underclass.</w:t>
         <w:br/>
-        <w:t>With those kinds of safeguards in place, Congress could confidently lift all limits on the amount depositors could put in insured accounts. Yet the taxpayer would be protected, and millions of pensioners, nonprofit organizations and ordinary depositors could sleep soundly at night, knowing their money was safe.</w:t>
+        <w:t xml:space="preserve"> Has average really become too much to ask for?</w:t>
+        <w:br/>
+        <w:br/>
+        <w:t>Henry Louis Gates Jr. is a guest columnist through September. Thomas L. Friedman is on book leave.</w:t>
+        <w:br/>
+        <w:br/>
+        <w:t>http://www.nytimes.com</w:t>
       </w:r>
     </w:p>
     <w:sectPr>
